--- a/00-首页/学生讲义Word/氢与卤素-超级充实版（自学完整）.docx
+++ b/00-首页/学生讲义Word/氢与卤素-超级充实版（自学完整）.docx
@@ -19245,13 +19245,39 @@
         </w:rPr>
         <w:t xml:space="preserve"> </w:t>
       </w:r>
+      <m:oMath>
+        <m:sSub>
+          <m:e>
+            <m:r>
+              <m:rPr>
+                <m:sty m:val="p"/>
+              </m:rPr>
+              <m:t>S</m:t>
+            </m:r>
+          </m:e>
+          <m:sub>
+            <m:r>
+              <m:rPr>
+                <m:sty m:val="p"/>
+              </m:rPr>
+              <m:t>N</m:t>
+            </m:r>
+          </m:sub>
+        </m:sSub>
+        <m:r>
+          <m:rPr>
+            <m:sty m:val="p"/>
+          </m:rPr>
+          <m:t>2</m:t>
+        </m:r>
+      </m:oMath>
       <w:r>
         <w:rPr>
           <w:rFonts w:ascii="Times New Roman" w:hAnsi="Times New Roman" w:eastAsia="Times New Roman" w:cs="Times New Roman"/>
           <w:b/>
           <w:bCs/>
         </w:rPr>
-        <w:t xml:space="preserve">S_N2 </w:t>
+        <w:t xml:space="preserve"> </w:t>
       </w:r>
       <w:r>
         <w:rPr>
@@ -19593,7 +19619,39 @@
         <w:rPr>
           <w:rFonts w:ascii="Times New Roman" w:hAnsi="Times New Roman" w:eastAsia="Times New Roman" w:cs="Times New Roman"/>
         </w:rPr>
-        <w:t xml:space="preserve"> S_N2 </w:t>
+        <w:t xml:space="preserve"> </w:t>
+      </w:r>
+      <m:oMath>
+        <m:sSub>
+          <m:e>
+            <m:r>
+              <m:rPr>
+                <m:sty m:val="p"/>
+              </m:rPr>
+              <m:t>S</m:t>
+            </m:r>
+          </m:e>
+          <m:sub>
+            <m:r>
+              <m:rPr>
+                <m:sty m:val="p"/>
+              </m:rPr>
+              <m:t>N</m:t>
+            </m:r>
+          </m:sub>
+        </m:sSub>
+        <m:r>
+          <m:rPr>
+            <m:sty m:val="p"/>
+          </m:rPr>
+          <m:t>2</m:t>
+        </m:r>
+      </m:oMath>
+      <w:r>
+        <w:rPr>
+          <w:rFonts w:ascii="Times New Roman" w:hAnsi="Times New Roman" w:eastAsia="Times New Roman" w:cs="Times New Roman"/>
+        </w:rPr>
+        <w:t xml:space="preserve"> </w:t>
       </w:r>
       <w:r>
         <w:rPr>

--- a/00-首页/学生讲义Word/氢与卤素-超级充实版（自学完整）.docx
+++ b/00-首页/学生讲义Word/氢与卤素-超级充实版（自学完整）.docx
@@ -2483,7 +2483,20 @@
               <w:rPr>
                 <w:rFonts w:ascii="Times New Roman" w:hAnsi="Times New Roman" w:eastAsia="Times New Roman" w:cs="Times New Roman"/>
               </w:rPr>
-              <w:t>PdHₓ、LaNi</w:t>
+              <w:t>PdH</w:t>
+            </w:r>
+            <w:r>
+              <w:rPr>
+                <w:rFonts w:ascii="Times New Roman" w:hAnsi="Times New Roman" w:eastAsia="Times New Roman" w:cs="Times New Roman"/>
+                <w:vertAlign w:val="subscript"/>
+              </w:rPr>
+              <w:t>x</w:t>
+            </w:r>
+            <w:r>
+              <w:rPr>
+                <w:rFonts w:ascii="Times New Roman" w:hAnsi="Times New Roman" w:eastAsia="Times New Roman" w:cs="Times New Roman"/>
+              </w:rPr>
+              <w:t>、LaNi</w:t>
             </w:r>
             <w:r>
               <w:rPr>
@@ -10770,14 +10783,16 @@
       <w:r>
         <w:rPr>
           <w:rFonts w:hint="eastAsia" w:ascii="Times New Roman" w:hAnsi="Times New Roman" w:eastAsia="SimSun" w:cs="Times New Roman"/>
-        </w:rPr>
-        <w:t>口诀</w:t>
-      </w:r>
-      <w:r>
-        <w:rPr>
-          <w:rFonts w:hint="eastAsia" w:ascii="Times New Roman" w:hAnsi="Times New Roman" w:eastAsia="Times New Roman" w:cs="Times New Roman"/>
-        </w:rPr>
-        <w:t>**：「</w:t>
+          <w:b/>
+          <w:bCs/>
+        </w:rPr>
+        <w:t xml:space="preserve">口诀</w:t>
+      </w:r>
+      <w:r>
+        <w:rPr>
+          <w:rFonts w:hint="eastAsia" w:ascii="Times New Roman" w:hAnsi="Times New Roman" w:eastAsia="Times New Roman" w:cs="Times New Roman"/>
+        </w:rPr>
+        <w:t>：「</w:t>
       </w:r>
       <w:r>
         <w:rPr>
@@ -11105,7 +11120,14 @@
         <w:rPr>
           <w:rFonts w:hint="eastAsia" w:ascii="Times New Roman" w:hAnsi="Times New Roman" w:eastAsia="Times New Roman" w:cs="Times New Roman"/>
         </w:rPr>
-        <w:t>（XYₙ</w:t>
+        <w:t>（XY</w:t>
+      </w:r>
+      <w:r>
+        <w:rPr>
+          <w:rFonts w:hint="eastAsia" w:ascii="Times New Roman" w:hAnsi="Times New Roman" w:eastAsia="Times New Roman" w:cs="Times New Roman"/>
+          <w:vertAlign w:val="subscript"/>
+        </w:rPr>
+        <w:t>n</w:t>
       </w:r>
       <w:r>
         <w:rPr>
@@ -40535,7 +40557,7 @@
         <w:rPr>
           <w:rFonts w:hint="eastAsia" w:ascii="Times New Roman" w:hAnsi="Times New Roman" w:eastAsia="SimSun" w:cs="Times New Roman"/>
         </w:rPr>
-        <w:t>课堂投影速查卡</w:t>
+        <w:t>投影速查卡</w:t>
       </w:r>
       <w:r>
         <w:rPr>
